--- a/en/scientists/CV/Word/Mammadova_Sevinj_CV_EN.docx
+++ b/en/scientists/CV/Word/Mammadova_Sevinj_CV_EN.docx
@@ -45,7 +45,7 @@
           <w:sz w:val="24"/>
           <w:szCs w:val="24"/>
         </w:rPr>
-        <w:t>Program Director</w:t>
+        <w:t>Associate Provost for Global Academic Partnerships; Professor of Practice, Graduate School of Education and Human Development</w:t>
       </w:r>
     </w:p>
     <w:p>
@@ -377,7 +377,7 @@
           <w:sz w:val="21"/>
           <w:szCs w:val="21"/>
         </w:rPr>
-        <w:t>Sevinj Mammadova is program director at George Washington University in Washington, D.C., where she has worked since September 2019, and an adjunct professor there since August 2022. She received a Doctor of Education in educational administration and policy studies from George Washington University in May 2024, a Master of Arts in education policy studies there in May 2017, and a Master of Arts in educational leadership and policy studies from the University of Texas at Arlington in May 2010. Her bachelor’s degree in English language and translation is from Ganja State University (May 2007). Earlier posts include the World Bank, the Central Bank of Azerbaijan, and SOCAR’s representative office in the United States.</w:t>
+        <w:t>Sevinj Mammadova is Associate Provost for Global Academic Partnerships and Professor of Practice in the Graduate School of Education and Human Development at George Washington University in Washington, D.C. She received a Doctor of Education in educational administration and policy studies from George Washington University in May 2024, a Master of Arts in education policy studies there in May 2017, and a Master of Arts in educational leadership and policy studies from the University of Texas at Arlington in May 2010. Her bachelor’s degree in English language and translation is from Ganja State University (May 2007). Earlier posts include the World Bank, the Central Bank of Azerbaijan, and SOCAR’s representative office in the United States.</w:t>
       </w:r>
     </w:p>
     <w:p>
@@ -1227,7 +1227,7 @@
                 <w:sz w:val="21"/>
                 <w:szCs w:val="21"/>
               </w:rPr>
-              <w:t>Program Director</w:t>
+              <w:t>Associate Provost for Global Academic Partnerships</w:t>
             </w:r>
           </w:p>
         </w:tc>
@@ -1247,7 +1247,9 @@
               <w:right w:type="dxa" w:w="100"/>
             </w:tcMar>
           </w:tcPr>
-          <w:p/>
+          <w:p>
+            <w:r/>
+          </w:p>
         </w:tc>
         <w:tc>
           <w:tcPr>
@@ -1331,7 +1333,7 @@
                 <w:sz w:val="21"/>
                 <w:szCs w:val="21"/>
               </w:rPr>
-              <w:t>Adjunct Professor</w:t>
+              <w:t>Professor of Practice</w:t>
             </w:r>
           </w:p>
         </w:tc>
@@ -1351,7 +1353,11 @@
               <w:right w:type="dxa" w:w="100"/>
             </w:tcMar>
           </w:tcPr>
-          <w:p/>
+          <w:p>
+            <w:r>
+              <w:t>Graduate School of Education and Human Development</w:t>
+            </w:r>
+          </w:p>
         </w:tc>
         <w:tc>
           <w:tcPr>
